--- a/Kshirisha_SuperstoreSalesAnalysis_Report.docx
+++ b/Kshirisha_SuperstoreSalesAnalysis_Report.docx
@@ -542,27 +542,20 @@
           <w:sz w:val="22"/>
           <w:szCs w:val="22"/>
         </w:rPr>
-        <w:t>T</w:t>
-      </w:r>
+        <w:t>The project uses the Superstore Sales Dataset obtained from Kaggle. The dataset contains retail transaction information related to orders, customers, products, categories, geographical regions, sales, discounts, quantities, and profits.</w:t>
+      </w:r>
+    </w:p>
+    <w:p>
+      <w:pPr>
+        <w:pStyle w:val="NormalWeb"/>
+        <w:ind w:left="720"/>
+        <w:jc w:val="both"/>
+      </w:pPr>
       <w:r>
         <w:rPr>
           <w:sz w:val="22"/>
           <w:szCs w:val="22"/>
         </w:rPr>
-        <w:t>he project uses the Superstore Sales Dataset obtained from Kaggle. The dataset contains retail transaction information related to orders, customers, products, categories, geographical regions, sales, discounts, quantities, and profits.</w:t>
-      </w:r>
-    </w:p>
-    <w:p>
-      <w:pPr>
-        <w:pStyle w:val="NormalWeb"/>
-        <w:ind w:left="720"/>
-        <w:jc w:val="both"/>
-      </w:pPr>
-      <w:r>
-        <w:rPr>
-          <w:sz w:val="22"/>
-          <w:szCs w:val="22"/>
-        </w:rPr>
         <w:t>The dataset is provided in CSV format and was loaded into Python using the Pandas library</w:t>
       </w:r>
       <w:r>
@@ -578,13 +571,7 @@
         <w:rPr>
           <w:rStyle w:val="Strong"/>
         </w:rPr>
-        <w:t>Datas</w:t>
-      </w:r>
-      <w:r>
-        <w:rPr>
-          <w:rStyle w:val="Strong"/>
-        </w:rPr>
-        <w:t>et:</w:t>
+        <w:t>Dataset:</w:t>
       </w:r>
       <w:r>
         <w:br/>
@@ -840,10 +827,7 @@
             </w:pPr>
             <w:proofErr w:type="spellStart"/>
             <w:r>
-              <w:t>J</w:t>
-            </w:r>
-            <w:r>
-              <w:t>upyter</w:t>
+              <w:t>Jupyter</w:t>
             </w:r>
             <w:proofErr w:type="spellEnd"/>
             <w:r>
@@ -1888,6 +1872,58 @@
     </w:p>
     <w:p>
       <w:pPr>
+        <w:rPr>
+          <w:rFonts w:ascii="Times New Roman" w:eastAsia="Times New Roman" w:hAnsi="Times New Roman" w:cs="Times New Roman"/>
+          <w:sz w:val="24"/>
+          <w:szCs w:val="24"/>
+        </w:rPr>
+      </w:pPr>
+      <w:r>
+        <w:rPr>
+          <w:rFonts w:ascii="Times New Roman" w:eastAsia="Times New Roman" w:hAnsi="Times New Roman" w:cs="Times New Roman"/>
+          <w:sz w:val="24"/>
+          <w:szCs w:val="24"/>
+        </w:rPr>
+        <w:lastRenderedPageBreak/>
+        <w:drawing>
+          <wp:inline distT="0" distB="0" distL="0" distR="0" wp14:anchorId="1E62E374" wp14:editId="6BF3BF09">
+            <wp:extent cx="5943600" cy="2947035"/>
+            <wp:effectExtent l="0" t="0" r="0" b="5715"/>
+            <wp:docPr id="1" name="Picture 1"/>
+            <wp:cNvGraphicFramePr>
+              <a:graphicFrameLocks xmlns:a="http://schemas.openxmlformats.org/drawingml/2006/main" noChangeAspect="1"/>
+            </wp:cNvGraphicFramePr>
+            <a:graphic xmlns:a="http://schemas.openxmlformats.org/drawingml/2006/main">
+              <a:graphicData uri="http://schemas.openxmlformats.org/drawingml/2006/picture">
+                <pic:pic xmlns:pic="http://schemas.openxmlformats.org/drawingml/2006/picture">
+                  <pic:nvPicPr>
+                    <pic:cNvPr id="1" name=""/>
+                    <pic:cNvPicPr/>
+                  </pic:nvPicPr>
+                  <pic:blipFill>
+                    <a:blip r:embed="rId6"/>
+                    <a:stretch>
+                      <a:fillRect/>
+                    </a:stretch>
+                  </pic:blipFill>
+                  <pic:spPr>
+                    <a:xfrm>
+                      <a:off x="0" y="0"/>
+                      <a:ext cx="5943600" cy="2947035"/>
+                    </a:xfrm>
+                    <a:prstGeom prst="rect">
+                      <a:avLst/>
+                    </a:prstGeom>
+                  </pic:spPr>
+                </pic:pic>
+              </a:graphicData>
+            </a:graphic>
+          </wp:inline>
+        </w:drawing>
+      </w:r>
+    </w:p>
+    <w:p>
+      <w:pPr>
         <w:spacing w:after="0" w:line="240" w:lineRule="auto"/>
         <w:ind w:left="720"/>
         <w:jc w:val="both"/>
@@ -1931,6 +1967,56 @@
       </w:pPr>
       <w:r>
         <w:rPr>
+          <w:rFonts w:ascii="Times New Roman" w:eastAsia="Times New Roman" w:hAnsi="Times New Roman" w:cs="Times New Roman"/>
+        </w:rPr>
+        <w:drawing>
+          <wp:inline distT="0" distB="0" distL="0" distR="0" wp14:anchorId="405E2A35" wp14:editId="541D6D37">
+            <wp:extent cx="5943600" cy="3686810"/>
+            <wp:effectExtent l="0" t="0" r="0" b="8890"/>
+            <wp:docPr id="3" name="Picture 3"/>
+            <wp:cNvGraphicFramePr>
+              <a:graphicFrameLocks xmlns:a="http://schemas.openxmlformats.org/drawingml/2006/main" noChangeAspect="1"/>
+            </wp:cNvGraphicFramePr>
+            <a:graphic xmlns:a="http://schemas.openxmlformats.org/drawingml/2006/main">
+              <a:graphicData uri="http://schemas.openxmlformats.org/drawingml/2006/picture">
+                <pic:pic xmlns:pic="http://schemas.openxmlformats.org/drawingml/2006/picture">
+                  <pic:nvPicPr>
+                    <pic:cNvPr id="1" name=""/>
+                    <pic:cNvPicPr/>
+                  </pic:nvPicPr>
+                  <pic:blipFill>
+                    <a:blip r:embed="rId7"/>
+                    <a:stretch>
+                      <a:fillRect/>
+                    </a:stretch>
+                  </pic:blipFill>
+                  <pic:spPr>
+                    <a:xfrm>
+                      <a:off x="0" y="0"/>
+                      <a:ext cx="5943600" cy="3686810"/>
+                    </a:xfrm>
+                    <a:prstGeom prst="rect">
+                      <a:avLst/>
+                    </a:prstGeom>
+                  </pic:spPr>
+                </pic:pic>
+              </a:graphicData>
+            </a:graphic>
+          </wp:inline>
+        </w:drawing>
+      </w:r>
+    </w:p>
+    <w:p>
+      <w:pPr>
+        <w:spacing w:after="0" w:line="240" w:lineRule="auto"/>
+        <w:ind w:left="720"/>
+        <w:jc w:val="both"/>
+        <w:rPr>
+          <w:rFonts w:ascii="Times New Roman" w:eastAsia="Times New Roman" w:hAnsi="Times New Roman" w:cs="Times New Roman"/>
+        </w:rPr>
+      </w:pPr>
+      <w:r>
+        <w:rPr>
           <w:rFonts w:ascii="Times New Roman" w:eastAsia="Times New Roman" w:hAnsi="Symbol" w:cs="Times New Roman"/>
         </w:rPr>
         <w:t></w:t>
@@ -1965,6 +2051,57 @@
       </w:pPr>
       <w:r>
         <w:rPr>
+          <w:rFonts w:ascii="Times New Roman" w:eastAsia="Times New Roman" w:hAnsi="Times New Roman" w:cs="Times New Roman"/>
+        </w:rPr>
+        <w:lastRenderedPageBreak/>
+        <w:drawing>
+          <wp:inline distT="0" distB="0" distL="0" distR="0" wp14:anchorId="7E11859E" wp14:editId="3879A0D2">
+            <wp:extent cx="5943600" cy="3686810"/>
+            <wp:effectExtent l="0" t="0" r="0" b="8890"/>
+            <wp:docPr id="4" name="Picture 4"/>
+            <wp:cNvGraphicFramePr>
+              <a:graphicFrameLocks xmlns:a="http://schemas.openxmlformats.org/drawingml/2006/main" noChangeAspect="1"/>
+            </wp:cNvGraphicFramePr>
+            <a:graphic xmlns:a="http://schemas.openxmlformats.org/drawingml/2006/main">
+              <a:graphicData uri="http://schemas.openxmlformats.org/drawingml/2006/picture">
+                <pic:pic xmlns:pic="http://schemas.openxmlformats.org/drawingml/2006/picture">
+                  <pic:nvPicPr>
+                    <pic:cNvPr id="1" name=""/>
+                    <pic:cNvPicPr/>
+                  </pic:nvPicPr>
+                  <pic:blipFill>
+                    <a:blip r:embed="rId8"/>
+                    <a:stretch>
+                      <a:fillRect/>
+                    </a:stretch>
+                  </pic:blipFill>
+                  <pic:spPr>
+                    <a:xfrm>
+                      <a:off x="0" y="0"/>
+                      <a:ext cx="5943600" cy="3686810"/>
+                    </a:xfrm>
+                    <a:prstGeom prst="rect">
+                      <a:avLst/>
+                    </a:prstGeom>
+                  </pic:spPr>
+                </pic:pic>
+              </a:graphicData>
+            </a:graphic>
+          </wp:inline>
+        </w:drawing>
+      </w:r>
+    </w:p>
+    <w:p>
+      <w:pPr>
+        <w:spacing w:after="0" w:line="240" w:lineRule="auto"/>
+        <w:ind w:left="720"/>
+        <w:jc w:val="both"/>
+        <w:rPr>
+          <w:rFonts w:ascii="Times New Roman" w:eastAsia="Times New Roman" w:hAnsi="Times New Roman" w:cs="Times New Roman"/>
+        </w:rPr>
+      </w:pPr>
+      <w:r>
+        <w:rPr>
           <w:rFonts w:ascii="Times New Roman" w:eastAsia="Times New Roman" w:hAnsi="Symbol" w:cs="Times New Roman"/>
         </w:rPr>
         <w:t></w:t>
@@ -1999,6 +2136,56 @@
       </w:pPr>
       <w:r>
         <w:rPr>
+          <w:rFonts w:ascii="Times New Roman" w:eastAsia="Times New Roman" w:hAnsi="Times New Roman" w:cs="Times New Roman"/>
+        </w:rPr>
+        <w:drawing>
+          <wp:inline distT="0" distB="0" distL="0" distR="0" wp14:anchorId="1A24DAE7" wp14:editId="729559E1">
+            <wp:extent cx="5943600" cy="3542030"/>
+            <wp:effectExtent l="0" t="0" r="0" b="1270"/>
+            <wp:docPr id="5" name="Picture 5"/>
+            <wp:cNvGraphicFramePr>
+              <a:graphicFrameLocks xmlns:a="http://schemas.openxmlformats.org/drawingml/2006/main" noChangeAspect="1"/>
+            </wp:cNvGraphicFramePr>
+            <a:graphic xmlns:a="http://schemas.openxmlformats.org/drawingml/2006/main">
+              <a:graphicData uri="http://schemas.openxmlformats.org/drawingml/2006/picture">
+                <pic:pic xmlns:pic="http://schemas.openxmlformats.org/drawingml/2006/picture">
+                  <pic:nvPicPr>
+                    <pic:cNvPr id="1" name=""/>
+                    <pic:cNvPicPr/>
+                  </pic:nvPicPr>
+                  <pic:blipFill>
+                    <a:blip r:embed="rId9"/>
+                    <a:stretch>
+                      <a:fillRect/>
+                    </a:stretch>
+                  </pic:blipFill>
+                  <pic:spPr>
+                    <a:xfrm>
+                      <a:off x="0" y="0"/>
+                      <a:ext cx="5943600" cy="3542030"/>
+                    </a:xfrm>
+                    <a:prstGeom prst="rect">
+                      <a:avLst/>
+                    </a:prstGeom>
+                  </pic:spPr>
+                </pic:pic>
+              </a:graphicData>
+            </a:graphic>
+          </wp:inline>
+        </w:drawing>
+      </w:r>
+    </w:p>
+    <w:p>
+      <w:pPr>
+        <w:spacing w:after="0" w:line="240" w:lineRule="auto"/>
+        <w:ind w:left="720"/>
+        <w:jc w:val="both"/>
+        <w:rPr>
+          <w:rFonts w:ascii="Times New Roman" w:eastAsia="Times New Roman" w:hAnsi="Times New Roman" w:cs="Times New Roman"/>
+        </w:rPr>
+      </w:pPr>
+      <w:r>
+        <w:rPr>
           <w:rFonts w:ascii="Times New Roman" w:eastAsia="Times New Roman" w:hAnsi="Symbol" w:cs="Times New Roman"/>
         </w:rPr>
         <w:t></w:t>
@@ -2033,9 +2220,228 @@
       </w:pPr>
       <w:r>
         <w:rPr>
+          <w:rFonts w:ascii="Times New Roman" w:eastAsia="Times New Roman" w:hAnsi="Times New Roman" w:cs="Times New Roman"/>
+        </w:rPr>
+        <w:lastRenderedPageBreak/>
+        <w:drawing>
+          <wp:inline distT="0" distB="0" distL="0" distR="0" wp14:anchorId="1227FBDA" wp14:editId="6D09736C">
+            <wp:extent cx="5943600" cy="3686810"/>
+            <wp:effectExtent l="0" t="0" r="0" b="8890"/>
+            <wp:docPr id="6" name="Picture 6"/>
+            <wp:cNvGraphicFramePr>
+              <a:graphicFrameLocks xmlns:a="http://schemas.openxmlformats.org/drawingml/2006/main" noChangeAspect="1"/>
+            </wp:cNvGraphicFramePr>
+            <a:graphic xmlns:a="http://schemas.openxmlformats.org/drawingml/2006/main">
+              <a:graphicData uri="http://schemas.openxmlformats.org/drawingml/2006/picture">
+                <pic:pic xmlns:pic="http://schemas.openxmlformats.org/drawingml/2006/picture">
+                  <pic:nvPicPr>
+                    <pic:cNvPr id="1" name=""/>
+                    <pic:cNvPicPr/>
+                  </pic:nvPicPr>
+                  <pic:blipFill>
+                    <a:blip r:embed="rId10"/>
+                    <a:stretch>
+                      <a:fillRect/>
+                    </a:stretch>
+                  </pic:blipFill>
+                  <pic:spPr>
+                    <a:xfrm>
+                      <a:off x="0" y="0"/>
+                      <a:ext cx="5943600" cy="3686810"/>
+                    </a:xfrm>
+                    <a:prstGeom prst="rect">
+                      <a:avLst/>
+                    </a:prstGeom>
+                  </pic:spPr>
+                </pic:pic>
+              </a:graphicData>
+            </a:graphic>
+          </wp:inline>
+        </w:drawing>
+      </w:r>
+    </w:p>
+    <w:p>
+      <w:pPr>
+        <w:spacing w:after="0" w:line="240" w:lineRule="auto"/>
+        <w:ind w:left="720"/>
+        <w:jc w:val="both"/>
+        <w:rPr>
+          <w:rFonts w:ascii="Times New Roman" w:eastAsia="Times New Roman" w:hAnsi="Times New Roman" w:cs="Times New Roman"/>
+        </w:rPr>
+      </w:pPr>
+      <w:r>
+        <w:rPr>
           <w:rFonts w:ascii="Times New Roman" w:eastAsia="Times New Roman" w:hAnsi="Symbol" w:cs="Times New Roman"/>
         </w:rPr>
+        <w:t></w:t>
+      </w:r>
+      <w:r>
+        <w:rPr>
+          <w:rFonts w:ascii="Times New Roman" w:eastAsia="Times New Roman" w:hAnsi="Times New Roman" w:cs="Times New Roman"/>
+        </w:rPr>
+        <w:t xml:space="preserve">  </w:t>
+      </w:r>
+      <w:r>
+        <w:rPr>
+          <w:rFonts w:ascii="Times New Roman" w:eastAsia="Times New Roman" w:hAnsi="Times New Roman" w:cs="Times New Roman"/>
+        </w:rPr>
+        <w:t xml:space="preserve"> </w:t>
+      </w:r>
+      <w:r>
+        <w:rPr>
+          <w:rFonts w:ascii="Times New Roman" w:eastAsia="Times New Roman" w:hAnsi="Times New Roman" w:cs="Times New Roman"/>
+        </w:rPr>
+        <w:t>Sales by Customer Segment</w:t>
+      </w:r>
+    </w:p>
+    <w:p>
+      <w:pPr>
+        <w:spacing w:after="0" w:line="240" w:lineRule="auto"/>
+        <w:ind w:left="720"/>
+        <w:jc w:val="both"/>
+        <w:rPr>
+          <w:rFonts w:ascii="Times New Roman" w:eastAsia="Times New Roman" w:hAnsi="Times New Roman" w:cs="Times New Roman"/>
+        </w:rPr>
+      </w:pPr>
+      <w:r>
+        <w:rPr>
+          <w:rFonts w:ascii="Times New Roman" w:eastAsia="Times New Roman" w:hAnsi="Times New Roman" w:cs="Times New Roman"/>
+        </w:rPr>
+        <w:drawing>
+          <wp:inline distT="0" distB="0" distL="0" distR="0" wp14:anchorId="2D7893EE" wp14:editId="522F9B9B">
+            <wp:extent cx="5943600" cy="3686810"/>
+            <wp:effectExtent l="0" t="0" r="0" b="8890"/>
+            <wp:docPr id="7" name="Picture 7"/>
+            <wp:cNvGraphicFramePr>
+              <a:graphicFrameLocks xmlns:a="http://schemas.openxmlformats.org/drawingml/2006/main" noChangeAspect="1"/>
+            </wp:cNvGraphicFramePr>
+            <a:graphic xmlns:a="http://schemas.openxmlformats.org/drawingml/2006/main">
+              <a:graphicData uri="http://schemas.openxmlformats.org/drawingml/2006/picture">
+                <pic:pic xmlns:pic="http://schemas.openxmlformats.org/drawingml/2006/picture">
+                  <pic:nvPicPr>
+                    <pic:cNvPr id="1" name=""/>
+                    <pic:cNvPicPr/>
+                  </pic:nvPicPr>
+                  <pic:blipFill>
+                    <a:blip r:embed="rId11"/>
+                    <a:stretch>
+                      <a:fillRect/>
+                    </a:stretch>
+                  </pic:blipFill>
+                  <pic:spPr>
+                    <a:xfrm>
+                      <a:off x="0" y="0"/>
+                      <a:ext cx="5943600" cy="3686810"/>
+                    </a:xfrm>
+                    <a:prstGeom prst="rect">
+                      <a:avLst/>
+                    </a:prstGeom>
+                  </pic:spPr>
+                </pic:pic>
+              </a:graphicData>
+            </a:graphic>
+          </wp:inline>
+        </w:drawing>
+      </w:r>
+    </w:p>
+    <w:p>
+      <w:pPr>
+        <w:spacing w:after="0" w:line="240" w:lineRule="auto"/>
+        <w:ind w:left="720"/>
+        <w:jc w:val="both"/>
+        <w:rPr>
+          <w:rFonts w:ascii="Times New Roman" w:eastAsia="Times New Roman" w:hAnsi="Times New Roman" w:cs="Times New Roman"/>
+        </w:rPr>
+      </w:pPr>
+      <w:r>
+        <w:rPr>
+          <w:rFonts w:ascii="Times New Roman" w:eastAsia="Times New Roman" w:hAnsi="Symbol" w:cs="Times New Roman"/>
+        </w:rPr>
+        <w:t></w:t>
+      </w:r>
+      <w:r>
+        <w:rPr>
+          <w:rFonts w:ascii="Times New Roman" w:eastAsia="Times New Roman" w:hAnsi="Times New Roman" w:cs="Times New Roman"/>
+        </w:rPr>
+        <w:t xml:space="preserve">  </w:t>
+      </w:r>
+      <w:r>
+        <w:rPr>
+          <w:rFonts w:ascii="Times New Roman" w:eastAsia="Times New Roman" w:hAnsi="Times New Roman" w:cs="Times New Roman"/>
+        </w:rPr>
+        <w:t xml:space="preserve"> </w:t>
+      </w:r>
+      <w:r>
+        <w:rPr>
+          <w:rFonts w:ascii="Times New Roman" w:eastAsia="Times New Roman" w:hAnsi="Times New Roman" w:cs="Times New Roman"/>
+        </w:rPr>
+        <w:t>Top 10 Products by Sales</w:t>
+      </w:r>
+    </w:p>
+    <w:p>
+      <w:pPr>
+        <w:spacing w:after="0" w:line="240" w:lineRule="auto"/>
+        <w:ind w:left="720"/>
+        <w:jc w:val="both"/>
+        <w:rPr>
+          <w:rFonts w:ascii="Times New Roman" w:eastAsia="Times New Roman" w:hAnsi="Times New Roman" w:cs="Times New Roman"/>
+        </w:rPr>
+      </w:pPr>
+      <w:r>
+        <w:rPr>
+          <w:rFonts w:ascii="Times New Roman" w:eastAsia="Times New Roman" w:hAnsi="Times New Roman" w:cs="Times New Roman"/>
+        </w:rPr>
         <w:lastRenderedPageBreak/>
+        <w:drawing>
+          <wp:inline distT="0" distB="0" distL="0" distR="0" wp14:anchorId="7E124E88" wp14:editId="0D74322D">
+            <wp:extent cx="5943600" cy="3542030"/>
+            <wp:effectExtent l="0" t="0" r="0" b="1270"/>
+            <wp:docPr id="8" name="Picture 8"/>
+            <wp:cNvGraphicFramePr>
+              <a:graphicFrameLocks xmlns:a="http://schemas.openxmlformats.org/drawingml/2006/main" noChangeAspect="1"/>
+            </wp:cNvGraphicFramePr>
+            <a:graphic xmlns:a="http://schemas.openxmlformats.org/drawingml/2006/main">
+              <a:graphicData uri="http://schemas.openxmlformats.org/drawingml/2006/picture">
+                <pic:pic xmlns:pic="http://schemas.openxmlformats.org/drawingml/2006/picture">
+                  <pic:nvPicPr>
+                    <pic:cNvPr id="1" name=""/>
+                    <pic:cNvPicPr/>
+                  </pic:nvPicPr>
+                  <pic:blipFill>
+                    <a:blip r:embed="rId12"/>
+                    <a:stretch>
+                      <a:fillRect/>
+                    </a:stretch>
+                  </pic:blipFill>
+                  <pic:spPr>
+                    <a:xfrm>
+                      <a:off x="0" y="0"/>
+                      <a:ext cx="5943600" cy="3542030"/>
+                    </a:xfrm>
+                    <a:prstGeom prst="rect">
+                      <a:avLst/>
+                    </a:prstGeom>
+                  </pic:spPr>
+                </pic:pic>
+              </a:graphicData>
+            </a:graphic>
+          </wp:inline>
+        </w:drawing>
+      </w:r>
+    </w:p>
+    <w:p>
+      <w:pPr>
+        <w:spacing w:after="0" w:line="240" w:lineRule="auto"/>
+        <w:ind w:left="720"/>
+        <w:jc w:val="both"/>
+        <w:rPr>
+          <w:rFonts w:ascii="Times New Roman" w:eastAsia="Times New Roman" w:hAnsi="Times New Roman" w:cs="Times New Roman"/>
+        </w:rPr>
+      </w:pPr>
+      <w:r>
+        <w:rPr>
+          <w:rFonts w:ascii="Times New Roman" w:eastAsia="Times New Roman" w:hAnsi="Symbol" w:cs="Times New Roman"/>
+        </w:rPr>
         <w:t></w:t>
       </w:r>
       <w:r>
@@ -2054,7 +2460,57 @@
         <w:rPr>
           <w:rFonts w:ascii="Times New Roman" w:eastAsia="Times New Roman" w:hAnsi="Times New Roman" w:cs="Times New Roman"/>
         </w:rPr>
-        <w:t>Sales by Customer Segment</w:t>
+        <w:t>Profit by Category</w:t>
+      </w:r>
+    </w:p>
+    <w:p>
+      <w:pPr>
+        <w:spacing w:after="0" w:line="240" w:lineRule="auto"/>
+        <w:ind w:left="720"/>
+        <w:jc w:val="both"/>
+        <w:rPr>
+          <w:rFonts w:ascii="Times New Roman" w:eastAsia="Times New Roman" w:hAnsi="Times New Roman" w:cs="Times New Roman"/>
+        </w:rPr>
+      </w:pPr>
+      <w:r>
+        <w:rPr>
+          <w:rFonts w:ascii="Times New Roman" w:eastAsia="Times New Roman" w:hAnsi="Times New Roman" w:cs="Times New Roman"/>
+        </w:rPr>
+        <w:drawing>
+          <wp:inline distT="0" distB="0" distL="0" distR="0" wp14:anchorId="2968EF3E" wp14:editId="2C592DD2">
+            <wp:extent cx="5943600" cy="3686810"/>
+            <wp:effectExtent l="0" t="0" r="0" b="8890"/>
+            <wp:docPr id="10" name="Picture 10"/>
+            <wp:cNvGraphicFramePr>
+              <a:graphicFrameLocks xmlns:a="http://schemas.openxmlformats.org/drawingml/2006/main" noChangeAspect="1"/>
+            </wp:cNvGraphicFramePr>
+            <a:graphic xmlns:a="http://schemas.openxmlformats.org/drawingml/2006/main">
+              <a:graphicData uri="http://schemas.openxmlformats.org/drawingml/2006/picture">
+                <pic:pic xmlns:pic="http://schemas.openxmlformats.org/drawingml/2006/picture">
+                  <pic:nvPicPr>
+                    <pic:cNvPr id="1" name=""/>
+                    <pic:cNvPicPr/>
+                  </pic:nvPicPr>
+                  <pic:blipFill>
+                    <a:blip r:embed="rId13"/>
+                    <a:stretch>
+                      <a:fillRect/>
+                    </a:stretch>
+                  </pic:blipFill>
+                  <pic:spPr>
+                    <a:xfrm>
+                      <a:off x="0" y="0"/>
+                      <a:ext cx="5943600" cy="3686810"/>
+                    </a:xfrm>
+                    <a:prstGeom prst="rect">
+                      <a:avLst/>
+                    </a:prstGeom>
+                  </pic:spPr>
+                </pic:pic>
+              </a:graphicData>
+            </a:graphic>
+          </wp:inline>
+        </w:drawing>
       </w:r>
     </w:p>
     <w:p>
@@ -2088,7 +2544,58 @@
         <w:rPr>
           <w:rFonts w:ascii="Times New Roman" w:eastAsia="Times New Roman" w:hAnsi="Times New Roman" w:cs="Times New Roman"/>
         </w:rPr>
-        <w:t>Top 10 Products by Sales</w:t>
+        <w:t>Profit by Region</w:t>
+      </w:r>
+    </w:p>
+    <w:p>
+      <w:pPr>
+        <w:spacing w:after="0" w:line="240" w:lineRule="auto"/>
+        <w:ind w:left="720"/>
+        <w:jc w:val="both"/>
+        <w:rPr>
+          <w:rFonts w:ascii="Times New Roman" w:eastAsia="Times New Roman" w:hAnsi="Times New Roman" w:cs="Times New Roman"/>
+        </w:rPr>
+      </w:pPr>
+      <w:r>
+        <w:rPr>
+          <w:rFonts w:ascii="Times New Roman" w:eastAsia="Times New Roman" w:hAnsi="Times New Roman" w:cs="Times New Roman"/>
+        </w:rPr>
+        <w:lastRenderedPageBreak/>
+        <w:drawing>
+          <wp:inline distT="0" distB="0" distL="0" distR="0" wp14:anchorId="33313990" wp14:editId="76E40822">
+            <wp:extent cx="5943600" cy="3686810"/>
+            <wp:effectExtent l="0" t="0" r="0" b="8890"/>
+            <wp:docPr id="11" name="Picture 11"/>
+            <wp:cNvGraphicFramePr>
+              <a:graphicFrameLocks xmlns:a="http://schemas.openxmlformats.org/drawingml/2006/main" noChangeAspect="1"/>
+            </wp:cNvGraphicFramePr>
+            <a:graphic xmlns:a="http://schemas.openxmlformats.org/drawingml/2006/main">
+              <a:graphicData uri="http://schemas.openxmlformats.org/drawingml/2006/picture">
+                <pic:pic xmlns:pic="http://schemas.openxmlformats.org/drawingml/2006/picture">
+                  <pic:nvPicPr>
+                    <pic:cNvPr id="1" name=""/>
+                    <pic:cNvPicPr/>
+                  </pic:nvPicPr>
+                  <pic:blipFill>
+                    <a:blip r:embed="rId14"/>
+                    <a:stretch>
+                      <a:fillRect/>
+                    </a:stretch>
+                  </pic:blipFill>
+                  <pic:spPr>
+                    <a:xfrm>
+                      <a:off x="0" y="0"/>
+                      <a:ext cx="5943600" cy="3686810"/>
+                    </a:xfrm>
+                    <a:prstGeom prst="rect">
+                      <a:avLst/>
+                    </a:prstGeom>
+                  </pic:spPr>
+                </pic:pic>
+              </a:graphicData>
+            </a:graphic>
+          </wp:inline>
+        </w:drawing>
       </w:r>
     </w:p>
     <w:p>
@@ -2122,7 +2629,57 @@
         <w:rPr>
           <w:rFonts w:ascii="Times New Roman" w:eastAsia="Times New Roman" w:hAnsi="Times New Roman" w:cs="Times New Roman"/>
         </w:rPr>
-        <w:t>Profit by Category</w:t>
+        <w:t>Average Profit by Discount Level</w:t>
+      </w:r>
+    </w:p>
+    <w:p>
+      <w:pPr>
+        <w:spacing w:after="0" w:line="240" w:lineRule="auto"/>
+        <w:ind w:left="720"/>
+        <w:jc w:val="both"/>
+        <w:rPr>
+          <w:rFonts w:ascii="Times New Roman" w:eastAsia="Times New Roman" w:hAnsi="Times New Roman" w:cs="Times New Roman"/>
+        </w:rPr>
+      </w:pPr>
+      <w:r>
+        <w:rPr>
+          <w:rFonts w:ascii="Times New Roman" w:eastAsia="Times New Roman" w:hAnsi="Times New Roman" w:cs="Times New Roman"/>
+        </w:rPr>
+        <w:drawing>
+          <wp:inline distT="0" distB="0" distL="0" distR="0" wp14:anchorId="7DEC5A6D" wp14:editId="6C61D4A1">
+            <wp:extent cx="5943600" cy="3272155"/>
+            <wp:effectExtent l="0" t="0" r="0" b="4445"/>
+            <wp:docPr id="12" name="Picture 12"/>
+            <wp:cNvGraphicFramePr>
+              <a:graphicFrameLocks xmlns:a="http://schemas.openxmlformats.org/drawingml/2006/main" noChangeAspect="1"/>
+            </wp:cNvGraphicFramePr>
+            <a:graphic xmlns:a="http://schemas.openxmlformats.org/drawingml/2006/main">
+              <a:graphicData uri="http://schemas.openxmlformats.org/drawingml/2006/picture">
+                <pic:pic xmlns:pic="http://schemas.openxmlformats.org/drawingml/2006/picture">
+                  <pic:nvPicPr>
+                    <pic:cNvPr id="1" name=""/>
+                    <pic:cNvPicPr/>
+                  </pic:nvPicPr>
+                  <pic:blipFill>
+                    <a:blip r:embed="rId15"/>
+                    <a:stretch>
+                      <a:fillRect/>
+                    </a:stretch>
+                  </pic:blipFill>
+                  <pic:spPr>
+                    <a:xfrm>
+                      <a:off x="0" y="0"/>
+                      <a:ext cx="5943600" cy="3272155"/>
+                    </a:xfrm>
+                    <a:prstGeom prst="rect">
+                      <a:avLst/>
+                    </a:prstGeom>
+                  </pic:spPr>
+                </pic:pic>
+              </a:graphicData>
+            </a:graphic>
+          </wp:inline>
+        </w:drawing>
       </w:r>
     </w:p>
     <w:p>
@@ -2156,12 +2713,62 @@
         <w:rPr>
           <w:rFonts w:ascii="Times New Roman" w:eastAsia="Times New Roman" w:hAnsi="Times New Roman" w:cs="Times New Roman"/>
         </w:rPr>
-        <w:t>Profit by Region</w:t>
-      </w:r>
-    </w:p>
-    <w:p>
-      <w:pPr>
-        <w:spacing w:after="0" w:line="240" w:lineRule="auto"/>
+        <w:t>Sales vs Profit</w:t>
+      </w:r>
+    </w:p>
+    <w:p>
+      <w:pPr>
+        <w:spacing w:after="0" w:line="240" w:lineRule="auto"/>
+        <w:ind w:left="720"/>
+        <w:jc w:val="both"/>
+        <w:rPr>
+          <w:rFonts w:ascii="Times New Roman" w:eastAsia="Times New Roman" w:hAnsi="Times New Roman" w:cs="Times New Roman"/>
+        </w:rPr>
+      </w:pPr>
+      <w:r>
+        <w:rPr>
+          <w:rFonts w:ascii="Times New Roman" w:eastAsia="Times New Roman" w:hAnsi="Times New Roman" w:cs="Times New Roman"/>
+        </w:rPr>
+        <w:lastRenderedPageBreak/>
+        <w:drawing>
+          <wp:inline distT="0" distB="0" distL="0" distR="0" wp14:anchorId="4AD90C7E" wp14:editId="68E066A4">
+            <wp:extent cx="5943600" cy="4438650"/>
+            <wp:effectExtent l="0" t="0" r="0" b="0"/>
+            <wp:docPr id="13" name="Picture 13"/>
+            <wp:cNvGraphicFramePr>
+              <a:graphicFrameLocks xmlns:a="http://schemas.openxmlformats.org/drawingml/2006/main" noChangeAspect="1"/>
+            </wp:cNvGraphicFramePr>
+            <a:graphic xmlns:a="http://schemas.openxmlformats.org/drawingml/2006/main">
+              <a:graphicData uri="http://schemas.openxmlformats.org/drawingml/2006/picture">
+                <pic:pic xmlns:pic="http://schemas.openxmlformats.org/drawingml/2006/picture">
+                  <pic:nvPicPr>
+                    <pic:cNvPr id="1" name=""/>
+                    <pic:cNvPicPr/>
+                  </pic:nvPicPr>
+                  <pic:blipFill>
+                    <a:blip r:embed="rId16"/>
+                    <a:stretch>
+                      <a:fillRect/>
+                    </a:stretch>
+                  </pic:blipFill>
+                  <pic:spPr>
+                    <a:xfrm>
+                      <a:off x="0" y="0"/>
+                      <a:ext cx="5943600" cy="4438650"/>
+                    </a:xfrm>
+                    <a:prstGeom prst="rect">
+                      <a:avLst/>
+                    </a:prstGeom>
+                  </pic:spPr>
+                </pic:pic>
+              </a:graphicData>
+            </a:graphic>
+          </wp:inline>
+        </w:drawing>
+      </w:r>
+    </w:p>
+    <w:p>
+      <w:pPr>
         <w:ind w:left="720"/>
         <w:jc w:val="both"/>
         <w:rPr>
@@ -2190,74 +2797,57 @@
         <w:rPr>
           <w:rFonts w:ascii="Times New Roman" w:eastAsia="Times New Roman" w:hAnsi="Times New Roman" w:cs="Times New Roman"/>
         </w:rPr>
-        <w:t>Average Profit by Discount Level</w:t>
-      </w:r>
-    </w:p>
-    <w:p>
-      <w:pPr>
-        <w:spacing w:after="0" w:line="240" w:lineRule="auto"/>
-        <w:ind w:left="720"/>
-        <w:jc w:val="both"/>
-        <w:rPr>
-          <w:rFonts w:ascii="Times New Roman" w:eastAsia="Times New Roman" w:hAnsi="Times New Roman" w:cs="Times New Roman"/>
-        </w:rPr>
-      </w:pPr>
-      <w:r>
-        <w:rPr>
-          <w:rFonts w:ascii="Times New Roman" w:eastAsia="Times New Roman" w:hAnsi="Symbol" w:cs="Times New Roman"/>
-        </w:rPr>
-        <w:t></w:t>
-      </w:r>
-      <w:r>
-        <w:rPr>
-          <w:rFonts w:ascii="Times New Roman" w:eastAsia="Times New Roman" w:hAnsi="Times New Roman" w:cs="Times New Roman"/>
-        </w:rPr>
-        <w:t xml:space="preserve">  </w:t>
-      </w:r>
-      <w:r>
-        <w:rPr>
-          <w:rFonts w:ascii="Times New Roman" w:eastAsia="Times New Roman" w:hAnsi="Times New Roman" w:cs="Times New Roman"/>
-        </w:rPr>
-        <w:t xml:space="preserve"> </w:t>
-      </w:r>
-      <w:r>
-        <w:rPr>
-          <w:rFonts w:ascii="Times New Roman" w:eastAsia="Times New Roman" w:hAnsi="Times New Roman" w:cs="Times New Roman"/>
-        </w:rPr>
-        <w:t>Sales vs Profit</w:t>
-      </w:r>
-    </w:p>
-    <w:p>
-      <w:pPr>
-        <w:ind w:left="720"/>
-        <w:jc w:val="both"/>
-        <w:rPr>
-          <w:rFonts w:ascii="Times New Roman" w:eastAsia="Times New Roman" w:hAnsi="Times New Roman" w:cs="Times New Roman"/>
-        </w:rPr>
-      </w:pPr>
-      <w:r>
-        <w:rPr>
-          <w:rFonts w:ascii="Times New Roman" w:eastAsia="Times New Roman" w:hAnsi="Symbol" w:cs="Times New Roman"/>
-        </w:rPr>
-        <w:t></w:t>
-      </w:r>
-      <w:r>
-        <w:rPr>
-          <w:rFonts w:ascii="Times New Roman" w:eastAsia="Times New Roman" w:hAnsi="Times New Roman" w:cs="Times New Roman"/>
-        </w:rPr>
-        <w:t xml:space="preserve">  </w:t>
-      </w:r>
-      <w:r>
-        <w:rPr>
-          <w:rFonts w:ascii="Times New Roman" w:eastAsia="Times New Roman" w:hAnsi="Times New Roman" w:cs="Times New Roman"/>
-        </w:rPr>
-        <w:t xml:space="preserve"> </w:t>
-      </w:r>
-      <w:r>
-        <w:rPr>
-          <w:rFonts w:ascii="Times New Roman" w:eastAsia="Times New Roman" w:hAnsi="Times New Roman" w:cs="Times New Roman"/>
-        </w:rPr>
         <w:t>Correlation Heatmap</w:t>
+      </w:r>
+    </w:p>
+    <w:p>
+      <w:pPr>
+        <w:ind w:left="720"/>
+        <w:jc w:val="both"/>
+        <w:rPr>
+          <w:rFonts w:ascii="Times New Roman" w:eastAsia="Times New Roman" w:hAnsi="Times New Roman" w:cs="Times New Roman"/>
+        </w:rPr>
+      </w:pPr>
+      <w:r>
+        <w:rPr>
+          <w:rFonts w:ascii="Times New Roman" w:eastAsia="Times New Roman" w:hAnsi="Times New Roman" w:cs="Times New Roman"/>
+        </w:rPr>
+        <w:lastRenderedPageBreak/>
+        <w:drawing>
+          <wp:inline distT="0" distB="0" distL="0" distR="0" wp14:anchorId="623BA403" wp14:editId="15BEC910">
+            <wp:extent cx="5943600" cy="4688205"/>
+            <wp:effectExtent l="0" t="0" r="0" b="0"/>
+            <wp:docPr id="14" name="Picture 14"/>
+            <wp:cNvGraphicFramePr>
+              <a:graphicFrameLocks xmlns:a="http://schemas.openxmlformats.org/drawingml/2006/main" noChangeAspect="1"/>
+            </wp:cNvGraphicFramePr>
+            <a:graphic xmlns:a="http://schemas.openxmlformats.org/drawingml/2006/main">
+              <a:graphicData uri="http://schemas.openxmlformats.org/drawingml/2006/picture">
+                <pic:pic xmlns:pic="http://schemas.openxmlformats.org/drawingml/2006/picture">
+                  <pic:nvPicPr>
+                    <pic:cNvPr id="1" name=""/>
+                    <pic:cNvPicPr/>
+                  </pic:nvPicPr>
+                  <pic:blipFill>
+                    <a:blip r:embed="rId17"/>
+                    <a:stretch>
+                      <a:fillRect/>
+                    </a:stretch>
+                  </pic:blipFill>
+                  <pic:spPr>
+                    <a:xfrm>
+                      <a:off x="0" y="0"/>
+                      <a:ext cx="5943600" cy="4688205"/>
+                    </a:xfrm>
+                    <a:prstGeom prst="rect">
+                      <a:avLst/>
+                    </a:prstGeom>
+                  </pic:spPr>
+                </pic:pic>
+              </a:graphicData>
+            </a:graphic>
+          </wp:inline>
+        </w:drawing>
       </w:r>
     </w:p>
     <w:p>
@@ -2352,7 +2942,15 @@
           <w:sz w:val="22"/>
           <w:szCs w:val="22"/>
         </w:rPr>
-        <w:t>The analysis demonstrates how structured data processing and visualization can transform raw transactional data into useful business information. The project also provides a foundation for further work involving interactive dashboards, forecasting, customer segmentation, and predictive analytics.</w:t>
+        <w:t xml:space="preserve">The analysis demonstrates how structured data processing and visualization can transform raw transactional data into useful business information. The project also provides a foundation for </w:t>
+      </w:r>
+      <w:r>
+        <w:rPr>
+          <w:sz w:val="22"/>
+          <w:szCs w:val="22"/>
+        </w:rPr>
+        <w:lastRenderedPageBreak/>
+        <w:t>further work involving interactive dashboards, forecasting, customer segmentation, and predictive analytics.</w:t>
       </w:r>
     </w:p>
     <w:p>
